--- a/templates/documents/CONTRATOS CIVILES/CONTRATOS AUTENTICOS/ESTADO CIVIL/ACTO DE NOTORIEDAD DE IDENTIDAD.docx
+++ b/templates/documents/CONTRATOS CIVILES/CONTRATOS AUTENTICOS/ESTADO CIVIL/ACTO DE NOTORIEDAD DE IDENTIDAD.docx
@@ -6,116 +6,47 @@
       <w:pPr>
         <w:jc w:val="both"/>
       </w:pPr>
-      <w:r>
-        <w:t xml:space="preserve">El </w:t>
-      </w:r>
-      <w:r>
-        <w:rPr>
-          <w:b/>
-          <w:bCs/>
-        </w:rPr>
-        <w:t>Acto de Notoriedad de Identidad</w:t>
-      </w:r>
-      <w:r>
-        <w:t xml:space="preserve"> (también conocido como el acto de "Conocido por") es el instrumento legal utilizado en la República Dominicana para demostrar que dos o más nombres o variantes de un nombre pertenecen a la misma persona física.</w:t>
-      </w:r>
-    </w:p>
-    <w:p>
-      <w:pPr>
-        <w:jc w:val="both"/>
-      </w:pPr>
-      <w:r>
-        <w:t xml:space="preserve">Es fundamental para corregir discrepancias entre actas de nacimiento, cédulas, títulos de propiedad o certificados financieros. Se basa en la </w:t>
-      </w:r>
-      <w:r>
-        <w:rPr>
-          <w:b/>
-          <w:bCs/>
-        </w:rPr>
-        <w:t>Ley No. 140-15 del Notariado</w:t>
-      </w:r>
-      <w:r>
-        <w:t xml:space="preserve"> y es aceptado por la </w:t>
-      </w:r>
-      <w:r>
-        <w:rPr>
-          <w:b/>
-          <w:bCs/>
-        </w:rPr>
-        <w:t>Jurisdicción Inmobiliaria</w:t>
-      </w:r>
-      <w:r>
-        <w:t xml:space="preserve"> y la </w:t>
-      </w:r>
-      <w:r>
-        <w:rPr>
-          <w:b/>
-          <w:bCs/>
-        </w:rPr>
-        <w:t>Junta Central Electoral (JCE)</w:t>
-      </w:r>
-      <w:r>
-        <w:t>.</w:t>
-      </w:r>
-    </w:p>
-    <w:p>
-      <w:pPr>
-        <w:jc w:val="both"/>
-      </w:pPr>
-      <w:r>
-        <w:pict w14:anchorId="6F513F44">
-          <v:rect id="_x0000_i1076" style="width:0;height:1.5pt" o:hralign="center" o:hrstd="t" o:hr="t" fillcolor="#a0a0a0" stroked="f"/>
-        </w:pict>
-      </w:r>
-    </w:p>
-    <w:p>
-      <w:pPr>
-        <w:jc w:val="both"/>
-        <w:rPr>
-          <w:b/>
-          <w:bCs/>
-        </w:rPr>
-      </w:pPr>
-      <w:r>
-        <w:rPr>
-          <w:b/>
-          <w:bCs/>
-        </w:rPr>
-        <w:t>ACTO NÚMERO [_______</w:t>
+    </w:p>
+    <w:p>
+      <w:pPr>
+        <w:jc w:val="both"/>
+      </w:pPr>
+    </w:p>
+    <w:p>
+      <w:pPr>
+        <w:jc w:val="both"/>
+      </w:pPr>
+    </w:p>
+    <w:p>
+      <w:pPr>
+        <w:jc w:val="both"/>
+      </w:pPr>
+      <w:r>
+        <w:t xml:space="preserve">ACTO DE NOTORIEDAD DE IDENTIDAD </w:t>
+      </w:r>
+    </w:p>
+    <w:p>
+      <w:pPr>
+        <w:jc w:val="both"/>
+      </w:pPr>
+      <w:r>
+        <w:t>ACTO NÚMERO {{NUMERO_ACTO_AUTENTICO}</w:t>
       </w:r>
       <w:proofErr w:type="gramStart"/>
       <w:r>
-        <w:rPr>
-          <w:b/>
-          <w:bCs/>
-        </w:rPr>
-        <w:t>].-</w:t>
+        <w:t>}.-</w:t>
       </w:r>
       <w:proofErr w:type="gramEnd"/>
       <w:r>
-        <w:rPr>
-          <w:b/>
-          <w:bCs/>
-        </w:rPr>
-        <w:t xml:space="preserve"> (ACTO DE NOTORIEDAD DE IDENTIDAD / CONOCIDO POR)</w:t>
-      </w:r>
-    </w:p>
-    <w:p>
-      <w:pPr>
-        <w:jc w:val="both"/>
-      </w:pPr>
-      <w:r>
-        <w:t xml:space="preserve">En la ciudad de [Ciudad], República Dominicana, hoy día [Día] del mes de [Mes] del año 2026; por ante mí, </w:t>
-      </w:r>
-      <w:r>
-        <w:rPr>
-          <w:b/>
-          <w:bCs/>
-        </w:rPr>
-        <w:t>[NOMBRE DEL NOTARIO]</w:t>
-      </w:r>
-      <w:r>
-        <w:t xml:space="preserve">, dominicano, mayor de edad, Abogado Notario Público de los del número del [Distrito Nacional / Municipio], titular de la Cédula No. [Número], con </w:t>
+        <w:t xml:space="preserve"> </w:t>
+      </w:r>
+    </w:p>
+    <w:p>
+      <w:pPr>
+        <w:jc w:val="both"/>
+      </w:pPr>
+      <w:r>
+        <w:t xml:space="preserve">En la ciudad de {{CIUDAD_FIRMA}}, República Dominicana, hoy día {{DIA_TEXTO}} del mes de {{MES_TEXTO}} del año {{AÑO_TEXTO}} ({{AÑO_NUMERO}}); por ante mí, {{TRATAMIENTO_NOTARIO}} {{NOMBRE_NOTARIO}}, de nacionalidad dominicana, mayor de edad, Abogado Notario Público de los del número del {{MUNICIPIO_NOTARIO}}, titular de {{DOCUMENTO IDENTIDAD_NOTARIO}}, con </w:t>
       </w:r>
       <w:proofErr w:type="gramStart"/>
       <w:r>
@@ -123,213 +54,38 @@
       </w:r>
       <w:proofErr w:type="gramEnd"/>
       <w:r>
-        <w:t xml:space="preserve"> del Colegio de Notarios No. [Número] y estudio profesional en [Dirección]; </w:t>
-      </w:r>
-      <w:r>
-        <w:rPr>
-          <w:b/>
-          <w:bCs/>
-        </w:rPr>
-        <w:t>HA COMPARECIDO</w:t>
-      </w:r>
-      <w:r>
-        <w:t xml:space="preserve"> de manera libre y voluntaria el señor/a:</w:t>
-      </w:r>
-    </w:p>
-    <w:p>
-      <w:pPr>
-        <w:jc w:val="both"/>
-      </w:pPr>
-      <w:r>
-        <w:rPr>
-          <w:b/>
-          <w:bCs/>
-        </w:rPr>
-        <w:t>[NOMBRE SEGÚN CÉDULA]</w:t>
-      </w:r>
-      <w:r>
-        <w:t xml:space="preserve">, dominicano, mayor de edad, titular de la Cédula de Identidad y Electoral No. [Número], domiciliado y residente en [Dirección completa], quien para los fines del presente acto se denominará </w:t>
-      </w:r>
-      <w:r>
-        <w:rPr>
-          <w:b/>
-          <w:bCs/>
-        </w:rPr>
-        <w:t>EL DECLARANTE</w:t>
-      </w:r>
-      <w:r>
-        <w:t>.</w:t>
-      </w:r>
-    </w:p>
-    <w:p>
-      <w:pPr>
-        <w:jc w:val="both"/>
-      </w:pPr>
-      <w:r>
-        <w:t>Asimismo, comparecen los señores (Testigos):</w:t>
-      </w:r>
-    </w:p>
-    <w:p>
-      <w:pPr>
-        <w:numPr>
-          <w:ilvl w:val="0"/>
-          <w:numId w:val="4"/>
-        </w:numPr>
-        <w:jc w:val="both"/>
-      </w:pPr>
-      <w:r>
-        <w:rPr>
-          <w:b/>
-          <w:bCs/>
-        </w:rPr>
-        <w:t>[TESTIGO 1]</w:t>
-      </w:r>
-      <w:r>
-        <w:t>, Cédula [Número], [Domicilio].</w:t>
-      </w:r>
-    </w:p>
-    <w:p>
-      <w:pPr>
-        <w:numPr>
-          <w:ilvl w:val="0"/>
-          <w:numId w:val="4"/>
-        </w:numPr>
-        <w:jc w:val="both"/>
-      </w:pPr>
-      <w:r>
-        <w:rPr>
-          <w:b/>
-          <w:bCs/>
-        </w:rPr>
-        <w:t>[TESTIGO 2]</w:t>
-      </w:r>
-      <w:r>
-        <w:t>, Cédula [Número], [Domicilio].</w:t>
-      </w:r>
-    </w:p>
-    <w:p>
-      <w:pPr>
-        <w:numPr>
-          <w:ilvl w:val="0"/>
-          <w:numId w:val="4"/>
-        </w:numPr>
-        <w:jc w:val="both"/>
-      </w:pPr>
-      <w:r>
-        <w:rPr>
-          <w:b/>
-          <w:bCs/>
-        </w:rPr>
-        <w:t>[TESTIGO 3]</w:t>
-      </w:r>
-      <w:r>
-        <w:t>, Cédula [Número], [Domicilio].</w:t>
-      </w:r>
-    </w:p>
-    <w:p>
-      <w:pPr>
-        <w:numPr>
-          <w:ilvl w:val="0"/>
-          <w:numId w:val="4"/>
-        </w:numPr>
-        <w:jc w:val="both"/>
-      </w:pPr>
-      <w:r>
-        <w:rPr>
-          <w:b/>
-          <w:bCs/>
-        </w:rPr>
-        <w:t>[TESTIGO 4]</w:t>
-      </w:r>
-      <w:r>
-        <w:t>, Cédula [Número], [Domicilio].</w:t>
-      </w:r>
-    </w:p>
-    <w:p>
-      <w:pPr>
-        <w:numPr>
-          <w:ilvl w:val="0"/>
-          <w:numId w:val="4"/>
-        </w:numPr>
-        <w:jc w:val="both"/>
-      </w:pPr>
-      <w:r>
-        <w:rPr>
-          <w:b/>
-          <w:bCs/>
-        </w:rPr>
-        <w:t>[TESTIGO 5]</w:t>
-      </w:r>
-      <w:r>
-        <w:t>, Cédula [Número], [Domicilio].</w:t>
-      </w:r>
-    </w:p>
-    <w:p>
-      <w:pPr>
-        <w:numPr>
-          <w:ilvl w:val="0"/>
-          <w:numId w:val="4"/>
-        </w:numPr>
-        <w:jc w:val="both"/>
-      </w:pPr>
-      <w:r>
-        <w:rPr>
-          <w:b/>
-          <w:bCs/>
-        </w:rPr>
-        <w:t>[TESTIGO 6]</w:t>
-      </w:r>
-      <w:r>
-        <w:t>, Cédula [Número], [Domicilio].</w:t>
-      </w:r>
-    </w:p>
-    <w:p>
-      <w:pPr>
-        <w:numPr>
-          <w:ilvl w:val="0"/>
-          <w:numId w:val="4"/>
-        </w:numPr>
-        <w:jc w:val="both"/>
-      </w:pPr>
-      <w:r>
-        <w:rPr>
-          <w:b/>
-          <w:bCs/>
-        </w:rPr>
-        <w:t>[TESTIGO 7]</w:t>
-      </w:r>
-      <w:r>
-        <w:t>, Cédula [Número], [Domicilio].</w:t>
-      </w:r>
-    </w:p>
-    <w:p>
-      <w:pPr>
-        <w:jc w:val="both"/>
-      </w:pPr>
-      <w:r>
-        <w:rPr>
-          <w:b/>
-          <w:bCs/>
-        </w:rPr>
-        <w:t>LOS COMPARECIENTES</w:t>
-      </w:r>
-      <w:r>
-        <w:t>, previa declaración jurada de decir la verdad, me han manifestado de manera unánime lo siguiente:</w:t>
-      </w:r>
-    </w:p>
-    <w:p>
-      <w:pPr>
-        <w:jc w:val="both"/>
-        <w:rPr>
-          <w:b/>
-          <w:bCs/>
-        </w:rPr>
-      </w:pPr>
-      <w:r>
-        <w:rPr>
-          <w:b/>
-          <w:bCs/>
-        </w:rPr>
+        <w:t xml:space="preserve"> del Colegio de Notarios No. {{MATRICULA_NOTARIO}} y estudio profesional en {{DIRECCION O DOMICILIO_NOTARIO}}; HA COMPARECIDO de manera libre y voluntaria:</w:t>
+      </w:r>
+    </w:p>
+    <w:p>
+      <w:pPr>
+        <w:jc w:val="both"/>
+      </w:pPr>
+      <w:r>
+        <w:t>{{TRATAMIENTO_DECLARANTE}} {{NOMBRE_DECLARANTE}}, de nacionalidad {{NACIONALIDAD_DECLARANTE}}, mayor de edad, titular de {{DOCUMENTO IDENTIDAD_DECLARANTE}}, domiciliado y residente en {{DIRECCION O DOMICILIO_DECLARANTE}}, quien para los fines del presente acto se denominará EL DECLARANTE.</w:t>
+      </w:r>
+    </w:p>
+    <w:p>
+      <w:pPr>
+        <w:jc w:val="both"/>
+      </w:pPr>
+      <w:r>
+        <w:t>Asimismo, comparecen los señores (Testigos): {{TRATAMIENTO_TESTIGO 1}} {{NOMBRE_TESTIGO 1}}, titular de {{DOCUMENTO IDENTIDAD_TESTIGO 1}}, domiciliado en {{DIRECCION O DOMICILIO_TESTIGO 1}}. {{TRATAMIENTO_TESTIGO 2}} {{NOMBRE_TESTIGO 2}}, titular de {{DOCUMENTO IDENTIDAD_TESTIGO 2}}, domiciliado en {{DIRECCION O DOMICILIO_TESTIGO 2}}. {{TRATAMIENTO_TESTIGO 3}} {{NOMBRE_TESTIGO 3}}, titular de {{DOCUMENTO IDENTIDAD_TESTIGO 3}}, domiciliado en {{DIRECCION O DOMICILIO_TESTIGO 3}}. {{TRATAMIENTO_TESTIGO 4}} {{NOMBRE_TESTIGO 4}}, titular de {{DOCUMENTO IDENTIDAD_TESTIGO 4}}, domiciliado en {{DIRECCION O DOMICILIO_TESTIGO 4}}. {{TRATAMIENTO_TESTIGO 5}} {{NOMBRE_TESTIGO 5}}, titular de {{DOCUMENTO IDENTIDAD_TESTIGO 5}}, domiciliado en {{DIRECCION O DOMICILIO_TESTIGO 5}}. {{TRATAMIENTO_TESTIGO 6}} {{NOMBRE_TESTIGO 6}}, titular de {{DOCUMENTO IDENTIDAD_TESTIGO 6}}, domiciliado en {{DIRECCION O DOMICILIO_TESTIGO 6}}. {{TRATAMIENTO_TESTIGO 7}} {{NOMBRE_TESTIGO 7}}, titular de {{DOCUMENTO IDENTIDAD_TESTIGO 7}}, domiciliado en {{DIRECCION O DOMICILIO_TESTIGO 7}}.</w:t>
+      </w:r>
+    </w:p>
+    <w:p>
+      <w:pPr>
+        <w:jc w:val="both"/>
+      </w:pPr>
+      <w:r>
+        <w:t>LOS COMPARECIENTES, previa declaración jurada de decir la verdad, me han manifestado de manera unánime lo siguiente:</w:t>
+      </w:r>
+    </w:p>
+    <w:p>
+      <w:pPr>
+        <w:jc w:val="both"/>
+      </w:pPr>
+      <w:r>
         <w:t>CLÁUSULAS</w:t>
       </w:r>
     </w:p>
@@ -338,182 +94,118 @@
         <w:jc w:val="both"/>
       </w:pPr>
       <w:r>
-        <w:rPr>
-          <w:b/>
-          <w:bCs/>
-        </w:rPr>
-        <w:t>PRIMERA: SOBRE LA DISCREPANCIA DE NOMBRE.</w:t>
-      </w:r>
-      <w:r>
-        <w:t xml:space="preserve"> </w:t>
-      </w:r>
-      <w:r>
-        <w:rPr>
-          <w:b/>
-          <w:bCs/>
-        </w:rPr>
-        <w:t>EL DECLARANTE</w:t>
-      </w:r>
-      <w:r>
-        <w:t xml:space="preserve"> manifiesta </w:t>
-      </w:r>
-      <w:proofErr w:type="gramStart"/>
-      <w:r>
-        <w:t>que</w:t>
-      </w:r>
-      <w:proofErr w:type="gramEnd"/>
-      <w:r>
-        <w:t xml:space="preserve"> en diversos actos de su vida civil, tales como [Mencionar documentos: ej. Título </w:t>
-      </w:r>
-      <w:r>
         <w:lastRenderedPageBreak/>
-        <w:t xml:space="preserve">de Propiedad No. XX / Certificado de Nacimiento], su nombre ha sido consignado de las siguientes maneras: </w:t>
-      </w:r>
-      <w:r>
-        <w:rPr>
-          <w:b/>
-          <w:bCs/>
-        </w:rPr>
-        <w:t>"[VARIANTE DE NOMBRE 1]"</w:t>
-      </w:r>
-      <w:r>
-        <w:t xml:space="preserve">, </w:t>
-      </w:r>
-      <w:r>
-        <w:rPr>
-          <w:b/>
-          <w:bCs/>
-        </w:rPr>
-        <w:t>"[VARIANTE DE NOMBRE 2]"</w:t>
-      </w:r>
-      <w:r>
-        <w:t xml:space="preserve"> y </w:t>
-      </w:r>
-      <w:r>
-        <w:rPr>
-          <w:b/>
-          <w:bCs/>
-        </w:rPr>
-        <w:t>"[VARIANTE DE NOMBRE 3]"</w:t>
-      </w:r>
-      <w:r>
-        <w:t>.</w:t>
-      </w:r>
-    </w:p>
-    <w:p>
-      <w:pPr>
-        <w:jc w:val="both"/>
-      </w:pPr>
-      <w:r>
-        <w:rPr>
-          <w:b/>
-          <w:bCs/>
-        </w:rPr>
-        <w:t>SEGUNDA: TESTIMONIO DE NOTORIEDAD.</w:t>
-      </w:r>
-      <w:r>
-        <w:t xml:space="preserve"> Los siete (7) testigos comparecientes, quienes declaran bajo la fe del juramento conocer al declarante desde hace más de [Número] años, dan fe de que es un hecho público y notorio en su círculo social, familiar y laboral que los nombres anteriormente descritos identifican a </w:t>
-      </w:r>
-      <w:r>
-        <w:rPr>
-          <w:b/>
-          <w:bCs/>
-        </w:rPr>
-        <w:t>UNA SOLA Y MISMA PERSONA</w:t>
-      </w:r>
-      <w:r>
-        <w:t xml:space="preserve">, la cual es el señor/a </w:t>
-      </w:r>
-      <w:r>
-        <w:rPr>
-          <w:b/>
-          <w:bCs/>
-        </w:rPr>
-        <w:t>[NOMBRE CORRECTO SEGÚN CÉDULA]</w:t>
-      </w:r>
-      <w:r>
-        <w:t>.</w:t>
-      </w:r>
-    </w:p>
-    <w:p>
-      <w:pPr>
-        <w:jc w:val="both"/>
-      </w:pPr>
-      <w:r>
-        <w:rPr>
-          <w:b/>
-          <w:bCs/>
-        </w:rPr>
-        <w:t>TERCERA: OBJETO DEL ACTO.</w:t>
-      </w:r>
-      <w:r>
-        <w:t xml:space="preserve"> Los comparecientes declaran que el presente acto se instrumenta con el fin de regularizar la identidad del declarante ante [Institución: ej. El Registro de Títulos / Dirección General de Impuestos Internos / Junta Central Electoral], para que en lo adelante no exista duda sobre su personalidad jurídica.</w:t>
-      </w:r>
-    </w:p>
-    <w:p>
-      <w:pPr>
-        <w:jc w:val="both"/>
-      </w:pPr>
-      <w:r>
-        <w:rPr>
-          <w:b/>
-          <w:bCs/>
-        </w:rPr>
-        <w:t>CUARTA: CUMPLIMIENTO LEY 155-17.</w:t>
-      </w:r>
-      <w:r>
-        <w:t xml:space="preserve"> Las partes declaran que la presente regularización de identidad no tiene como propósito ocultar bienes, eludir responsabilidades legales ni contraviene la </w:t>
-      </w:r>
-      <w:r>
-        <w:rPr>
-          <w:b/>
-          <w:bCs/>
-        </w:rPr>
-        <w:t>Ley contra el Lavado de Activos</w:t>
-      </w:r>
-      <w:r>
-        <w:t>.</w:t>
-      </w:r>
-    </w:p>
-    <w:p>
-      <w:pPr>
-        <w:jc w:val="both"/>
-      </w:pPr>
-      <w:r>
-        <w:rPr>
-          <w:b/>
-          <w:bCs/>
-        </w:rPr>
-        <w:t>QUINTA: PENALIDAD POR PERJURIO.</w:t>
-      </w:r>
-      <w:r>
-        <w:t xml:space="preserve"> Los testigos declaran estar conscientes de que el falso testimonio ante un Notario Público conlleva las penas de prisión y multas establecidas en el Código Penal Dominicano.</w:t>
-      </w:r>
-    </w:p>
-    <w:p>
-      <w:pPr>
-        <w:jc w:val="both"/>
-      </w:pPr>
-      <w:r>
-        <w:pict w14:anchorId="1AF4FC3B">
-          <v:rect id="_x0000_i1077" style="width:0;height:1.5pt" o:hralign="center" o:hrstd="t" o:hr="t" fillcolor="#a0a0a0" stroked="f"/>
-        </w:pict>
-      </w:r>
-    </w:p>
-    <w:p>
-      <w:pPr>
-        <w:jc w:val="both"/>
-      </w:pPr>
-      <w:r>
-        <w:rPr>
-          <w:b/>
-          <w:bCs/>
-        </w:rPr>
-        <w:t>HECHO Y PASADO POR ANTE MÍ</w:t>
-      </w:r>
-      <w:r>
-        <w:t>, en mi estudio profesional, el día y año antes indicados. He dado lectura íntegra a los comparecientes, quienes en señal de aprobación firman junto conmigo y ante mí, Notario Público que CERTIFICO Y DOY FE.</w:t>
-      </w:r>
+        <w:t>PRIMERA: DECLARACIÓN DE IDENTIDAD. EL DECLARANTE manifiesta bajo la fe del juramento que a lo largo de su vida pública, privada, civil y comercial ha utilizado, además de su nombre oficial contenido en su Cédula de Identidad, otras variantes de su nombre, siendo conocido indistintamente de las siguientes maneras: "{{VARIANTE_NOMBRE_1}}", "{{VARIANTE_NOMBRE_2}}" y "{{VARIANTE_NOMBRE_3}}".</w:t>
+      </w:r>
+    </w:p>
+    <w:p>
+      <w:pPr>
+        <w:jc w:val="both"/>
+      </w:pPr>
+      <w:r>
+        <w:t>SEGUNDA: TESTIMONIO DE NOTORIEDAD. Los siete (7) testigos comparecientes, quienes declaran bajo la fe del juramento conocer al declarante desde hace más de {{TIEMPO_CONOCER_DECLARANTE}}, dan fe de que es un hecho público y notorio en su círculo social, familiar y laboral que los nombres anteriormente descritos identifican a UNA SOLA Y MISMA PERSONA, la cual es {{TRATAMIENTO_DECLARANTE}} {{NOMBRE_DECLARANTE}}.</w:t>
+      </w:r>
+    </w:p>
+    <w:p>
+      <w:pPr>
+        <w:jc w:val="both"/>
+      </w:pPr>
+      <w:r>
+        <w:t>TERCERA: OBJETO DEL ACTO. Los comparecientes declaran que el presente acto se instrumenta con el fin de regularizar la identidad del declarante ante {{INSTITUCION_DIRIGIDA}}, para que en lo adelante no exista duda sobre su personalidad jurídica.</w:t>
+      </w:r>
+    </w:p>
+    <w:p>
+      <w:pPr>
+        <w:jc w:val="both"/>
+      </w:pPr>
+      <w:r>
+        <w:t>CUARTA: CUMPLIMIENTO LEY 155-17. Las partes declaran que la presente regularización de identidad no tiene como propósito ocultar bienes, eludir responsabilidades legales ni contraviene la Ley contra el Lavado de Activos.</w:t>
+      </w:r>
+    </w:p>
+    <w:p>
+      <w:pPr>
+        <w:jc w:val="both"/>
+      </w:pPr>
+      <w:r>
+        <w:t>QUINTA: PENALIDAD POR PERJURIO. Los testigos declaran estar conscientes de que el falso testimonio ante un Notario Público conlleva las penas de prisión y multas establecidas en el Código Penal Dominicano.</w:t>
+      </w:r>
+    </w:p>
+    <w:p>
+      <w:pPr>
+        <w:jc w:val="both"/>
+      </w:pPr>
+      <w:r>
+        <w:t>HECHO Y PASADO POR ANTE MÍ, en mi estudio profesional, el día y año antes indicados. He dado lectura íntegra a los comparecientes, quienes en señal de aprobación firman junto conmigo y ante mí, Notario Público que CERTIFICO Y DOY FE.</w:t>
+      </w:r>
+    </w:p>
+    <w:p>
+      <w:pPr>
+        <w:jc w:val="both"/>
+      </w:pPr>
+      <w:r>
+        <w:t>________________________________________</w:t>
+      </w:r>
+    </w:p>
+    <w:p>
+      <w:pPr>
+        <w:jc w:val="both"/>
+      </w:pPr>
+      <w:r>
+        <w:t>{{NOMBRE_DECLARANTE}} EL DECLARANTE</w:t>
+      </w:r>
+    </w:p>
+    <w:p>
+      <w:pPr>
+        <w:jc w:val="both"/>
+      </w:pPr>
+      <w:r>
+        <w:t>________________________________________</w:t>
+      </w:r>
+    </w:p>
+    <w:p>
+      <w:pPr>
+        <w:jc w:val="both"/>
+      </w:pPr>
+      <w:r>
+        <w:t>{{NOMBRE_TESTIGO 1}} {{NOMBRE_TESTIGO 2}} {{NOMBRE_TESTIGO 3}} {{NOMBRE_TESTIGO 4}}</w:t>
+      </w:r>
+    </w:p>
+    <w:p>
+      <w:pPr>
+        <w:jc w:val="both"/>
+      </w:pPr>
+      <w:r>
+        <w:t>________________________________________</w:t>
+      </w:r>
+    </w:p>
+    <w:p>
+      <w:pPr>
+        <w:jc w:val="both"/>
+      </w:pPr>
+      <w:r>
+        <w:t>{{NOMBRE_TESTIGO 5}} {{NOMBRE_TESTIGO 6}} {{NOMBRE_TESTIGO 7}}</w:t>
+      </w:r>
+    </w:p>
+    <w:p>
+      <w:pPr>
+        <w:jc w:val="both"/>
+      </w:pPr>
+      <w:r>
+        <w:t>________________________________________</w:t>
+      </w:r>
+    </w:p>
+    <w:p>
+      <w:pPr>
+        <w:jc w:val="both"/>
+      </w:pPr>
+      <w:r>
+        <w:t>{{NOMBRE_NOTARIO}} Notario Público</w:t>
+      </w:r>
+    </w:p>
+    <w:p>
+      <w:pPr>
+        <w:jc w:val="both"/>
+      </w:pPr>
     </w:p>
     <w:p>
       <w:pPr>
@@ -1602,6 +1294,7 @@
   <w:style w:type="character" w:default="1" w:styleId="Fuentedeprrafopredeter">
     <w:name w:val="Default Paragraph Font"/>
     <w:uiPriority w:val="1"/>
+    <w:semiHidden/>
     <w:unhideWhenUsed/>
   </w:style>
   <w:style w:type="table" w:default="1" w:styleId="Tablanormal">
